--- a/DOCS/CHUNG_TU_VA_DIEM_NOI.docx
+++ b/DOCS/CHUNG_TU_VA_DIEM_NOI.docx
@@ -2040,7 +2040,7 @@
           <w:p>
             <w:r/>
             <w:r>
-              <w:t>18. Bảng thanh toán chủ xe</w:t>
+              <w:t>18. Quỹ bấm Trả chủ xe</w:t>
             </w:r>
           </w:p>
         </w:tc>
@@ -2051,7 +2051,7 @@
           <w:p>
             <w:r/>
             <w:r>
-              <w:t>Kế toán</w:t>
+              <w:t>Quỹ</w:t>
             </w:r>
           </w:p>
         </w:tc>
@@ -2084,13 +2084,717 @@
           <w:p>
             <w:r/>
             <w:r>
+              <w:t>Phiếu phải đã khoá; mỗi phiếu trả một lần</w:t>
+            </w:r>
+          </w:p>
+        </w:tc>
+      </w:tr>
+      <w:tr>
+        <w:tc>
+          <w:tcPr>
+            <w:tcW w:type="dxa" w:w="1234"/>
+          </w:tcPr>
+          <w:p>
+            <w:r/>
+            <w:r>
+              <w:rPr>
+                <w:rFonts w:ascii="Consolas" w:hAnsi="Consolas"/>
+                <w:sz w:val="19"/>
+              </w:rPr>
+              <w:t>PXK_BAN</w:t>
+            </w:r>
+          </w:p>
+        </w:tc>
+        <w:tc>
+          <w:tcPr>
+            <w:tcW w:type="dxa" w:w="1234"/>
+          </w:tcPr>
+          <w:p>
+            <w:r/>
+            <w:r>
+              <w:t>Phiếu xuất kho bán hàng</w:t>
+            </w:r>
+          </w:p>
+        </w:tc>
+        <w:tc>
+          <w:tcPr>
+            <w:tcW w:type="dxa" w:w="1234"/>
+          </w:tcPr>
+          <w:p>
+            <w:r/>
+            <w:r>
+              <w:t>20. Lập phiếu bán</w:t>
+            </w:r>
+          </w:p>
+        </w:tc>
+        <w:tc>
+          <w:tcPr>
+            <w:tcW w:type="dxa" w:w="1234"/>
+          </w:tcPr>
+          <w:p>
+            <w:r/>
+            <w:r>
+              <w:t>Kế toán, kho</w:t>
+            </w:r>
+          </w:p>
+        </w:tc>
+        <w:tc>
+          <w:tcPr>
+            <w:tcW w:type="dxa" w:w="1234"/>
+          </w:tcPr>
+          <w:p>
+            <w:r/>
+            <w:r>
+              <w:t>giá vốn</w:t>
+            </w:r>
+          </w:p>
+        </w:tc>
+        <w:tc>
+          <w:tcPr>
+            <w:tcW w:type="dxa" w:w="1234"/>
+          </w:tcPr>
+          <w:p>
+            <w:r/>
+            <w:r>
+              <w:t>371</w:t>
+            </w:r>
+          </w:p>
+        </w:tc>
+        <w:tc>
+          <w:tcPr>
+            <w:tcW w:type="dxa" w:w="1234"/>
+          </w:tcPr>
+          <w:p>
+            <w:r/>
+            <w:r>
+              <w:t>Giá vốn hàng xuất; vế Nợ chờ mã của bên kế toán</w:t>
+            </w:r>
+          </w:p>
+        </w:tc>
+      </w:tr>
+      <w:tr>
+        <w:tc>
+          <w:tcPr>
+            <w:tcW w:type="dxa" w:w="1234"/>
+          </w:tcPr>
+          <w:p>
+            <w:r/>
+            <w:r>
+              <w:rPr>
+                <w:rFonts w:ascii="Consolas" w:hAnsi="Consolas"/>
+                <w:sz w:val="19"/>
+              </w:rPr>
+              <w:t>HD_BAN</w:t>
+            </w:r>
+          </w:p>
+        </w:tc>
+        <w:tc>
+          <w:tcPr>
+            <w:tcW w:type="dxa" w:w="1234"/>
+          </w:tcPr>
+          <w:p>
+            <w:r/>
+            <w:r>
+              <w:t>Hoá đơn bán hàng</w:t>
+            </w:r>
+          </w:p>
+        </w:tc>
+        <w:tc>
+          <w:tcPr>
+            <w:tcW w:type="dxa" w:w="1234"/>
+          </w:tcPr>
+          <w:p>
+            <w:r/>
+            <w:r>
+              <w:t>20. Lập phiếu bán</w:t>
+            </w:r>
+          </w:p>
+        </w:tc>
+        <w:tc>
+          <w:tcPr>
+            <w:tcW w:type="dxa" w:w="1234"/>
+          </w:tcPr>
+          <w:p>
+            <w:r/>
+            <w:r>
+              <w:t>Kế toán</w:t>
+            </w:r>
+          </w:p>
+        </w:tc>
+        <w:tc>
+          <w:tcPr>
+            <w:tcW w:type="dxa" w:w="1234"/>
+          </w:tcPr>
+          <w:p>
+            <w:r/>
+            <w:r>
+              <w:t>1211</w:t>
+            </w:r>
+          </w:p>
+        </w:tc>
+        <w:tc>
+          <w:tcPr>
+            <w:tcW w:type="dxa" w:w="1234"/>
+          </w:tcPr>
+          <w:p>
+            <w:r/>
+            <w:r>
+              <w:t>70</w:t>
+            </w:r>
+          </w:p>
+        </w:tc>
+        <w:tc>
+          <w:tcPr>
+            <w:tcW w:type="dxa" w:w="1234"/>
+          </w:tcPr>
+          <w:p>
+            <w:r/>
+            <w:r>
+              <w:t>Sinh cùng lúc với phiếu xuất kho bán</w:t>
+            </w:r>
+          </w:p>
+        </w:tc>
+      </w:tr>
+      <w:tr>
+        <w:tc>
+          <w:tcPr>
+            <w:tcW w:type="dxa" w:w="1234"/>
+          </w:tcPr>
+          <w:p>
+            <w:r/>
+            <w:r>
+              <w:rPr>
+                <w:rFonts w:ascii="Consolas" w:hAnsi="Consolas"/>
+                <w:sz w:val="19"/>
+              </w:rPr>
+              <w:t>PT_BAN</w:t>
+            </w:r>
+          </w:p>
+        </w:tc>
+        <w:tc>
+          <w:tcPr>
+            <w:tcW w:type="dxa" w:w="1234"/>
+          </w:tcPr>
+          <w:p>
+            <w:r/>
+            <w:r>
+              <w:t>Phiếu thu bán hàng</w:t>
+            </w:r>
+          </w:p>
+        </w:tc>
+        <w:tc>
+          <w:tcPr>
+            <w:tcW w:type="dxa" w:w="1234"/>
+          </w:tcPr>
+          <w:p>
+            <w:r/>
+            <w:r>
+              <w:t>20. Bấm Đã thu</w:t>
+            </w:r>
+          </w:p>
+        </w:tc>
+        <w:tc>
+          <w:tcPr>
+            <w:tcW w:type="dxa" w:w="1234"/>
+          </w:tcPr>
+          <w:p>
+            <w:r/>
+            <w:r>
+              <w:t>Doanh thu, quỹ</w:t>
+            </w:r>
+          </w:p>
+        </w:tc>
+        <w:tc>
+          <w:tcPr>
+            <w:tcW w:type="dxa" w:w="1234"/>
+          </w:tcPr>
+          <w:p>
+            <w:r/>
+            <w:r>
+              <w:t>tiền mặt</w:t>
+            </w:r>
+          </w:p>
+        </w:tc>
+        <w:tc>
+          <w:tcPr>
+            <w:tcW w:type="dxa" w:w="1234"/>
+          </w:tcPr>
+          <w:p>
+            <w:r/>
+            <w:r>
+              <w:t>1211</w:t>
+            </w:r>
+          </w:p>
+        </w:tc>
+        <w:tc>
+          <w:tcPr>
+            <w:tcW w:type="dxa" w:w="1234"/>
+          </w:tcPr>
+          <w:p>
+            <w:r/>
+          </w:p>
+        </w:tc>
+      </w:tr>
+    </w:tbl>
+    <w:p/>
+    <w:p>
+      <w:pPr>
+        <w:pStyle w:val="Heading1"/>
+      </w:pPr>
+      <w:r>
+        <w:rPr>
+          <w:color w:val="145C4A"/>
+        </w:rPr>
+        <w:t>2b. Bước 14 — kiểm lại toàn phiếu rồi khoá</w:t>
+      </w:r>
+    </w:p>
+    <w:p>
+      <w:pPr>
+        <w:jc w:val="both"/>
+      </w:pPr>
+      <w:r>
+        <w:t xml:space="preserve">Xe về rồi, kế toán Viêng Chăn bấm </w:t>
+      </w:r>
+      <w:r>
+        <w:rPr>
+          <w:b/>
+        </w:rPr>
+        <w:t>Khoá phiếu</w:t>
+      </w:r>
+      <w:r>
+        <w:t xml:space="preserve"> trên phiếu xuất xe. Máy rà một lượt</w:t>
+      </w:r>
+    </w:p>
+    <w:p>
+      <w:pPr>
+        <w:jc w:val="both"/>
+      </w:pPr>
+      <w:r>
+        <w:t>(</w:t>
+      </w:r>
+      <w:r>
+        <w:rPr>
+          <w:rFonts w:ascii="Consolas" w:hAnsi="Consolas"/>
+          <w:sz w:val="19"/>
+        </w:rPr>
+        <w:t>GET /api/trips/{id}/kiem-lai</w:t>
+      </w:r>
+      <w:r>
+        <w:t>) và liệt kê những điểm cần nhìn:</w:t>
+      </w:r>
+    </w:p>
+    <w:p>
+      <w:pPr>
+        <w:pStyle w:val="ListBullet"/>
+      </w:pPr>
+      <w:r>
+        <w:t>km về thật lệch quá 10 % so với km ước tính (km đi + km tuyến);</w:t>
+      </w:r>
+    </w:p>
+    <w:p>
+      <w:pPr>
+        <w:pStyle w:val="ListBullet"/>
+      </w:pPr>
+      <w:r>
+        <w:t>hao hụt vượt 1,5 %;</w:t>
+      </w:r>
+    </w:p>
+    <w:p>
+      <w:pPr>
+        <w:pStyle w:val="ListBullet"/>
+      </w:pPr>
+      <w:r>
+        <w:t>thiếu cân cuối, thiếu km về;</w:t>
+      </w:r>
+    </w:p>
+    <w:p>
+      <w:pPr>
+        <w:pStyle w:val="ListBullet"/>
+      </w:pPr>
+      <w:r>
+        <w:t>chưa đính kèm phiếu quặng của khách;</w:t>
+      </w:r>
+    </w:p>
+    <w:p>
+      <w:pPr>
+        <w:pStyle w:val="ListBullet"/>
+      </w:pPr>
+      <w:r>
+        <w:t>mục nào có dòng chi mà chưa kiểm.</w:t>
+      </w:r>
+    </w:p>
+    <w:p>
+      <w:pPr>
+        <w:jc w:val="both"/>
+      </w:pPr>
+      <w:r>
+        <w:t xml:space="preserve">Đây chỉ là </w:t>
+      </w:r>
+      <w:r>
+        <w:rPr>
+          <w:b/>
+        </w:rPr>
+        <w:t>cảnh báo</w:t>
+      </w:r>
+      <w:r>
+        <w:t>, không chặn: số thật đôi khi lệch thật. Kế toán đọc rồi xác nhận khoá</w:t>
+      </w:r>
+    </w:p>
+    <w:p>
+      <w:pPr>
+        <w:jc w:val="both"/>
+      </w:pPr>
+      <w:r>
+        <w:t>(</w:t>
+      </w:r>
+      <w:r>
+        <w:rPr>
+          <w:rFonts w:ascii="Consolas" w:hAnsi="Consolas"/>
+          <w:sz w:val="19"/>
+        </w:rPr>
+        <w:t>POST /api/trips/{id}/khoa</w:t>
+      </w:r>
+      <w:r>
+        <w:t xml:space="preserve"> với </w:t>
+      </w:r>
+      <w:r>
+        <w:rPr>
+          <w:rFonts w:ascii="Consolas" w:hAnsi="Consolas"/>
+          <w:sz w:val="19"/>
+        </w:rPr>
+        <w:t>{"xac_nhan": true}</w:t>
+      </w:r>
+      <w:r>
+        <w:t>).</w:t>
+      </w:r>
+    </w:p>
+    <w:p>
+      <w:pPr>
+        <w:jc w:val="both"/>
+      </w:pPr>
+      <w:r>
+        <w:t xml:space="preserve">Khoá rồi thì: Bãi và tài xế </w:t>
+      </w:r>
+      <w:r>
+        <w:rPr>
+          <w:b/>
+        </w:rPr>
+        <w:t>không ghi thêm gì</w:t>
+      </w:r>
+      <w:r>
+        <w:t xml:space="preserve"> (sửa phiếu, đổi trạng thái, lập phiếu lĩnh, đính kèm,</w:t>
+      </w:r>
+    </w:p>
+    <w:p>
+      <w:pPr>
+        <w:jc w:val="both"/>
+      </w:pPr>
+      <w:r>
+        <w:t xml:space="preserve">xoá phiếu đều bị chặn với mã </w:t>
+      </w:r>
+      <w:r>
+        <w:rPr>
+          <w:rFonts w:ascii="Consolas" w:hAnsi="Consolas"/>
+          <w:sz w:val="19"/>
+        </w:rPr>
+        <w:t>DA_KHOA</w:t>
+      </w:r>
+      <w:r>
+        <w:t>); kế toán, quỹ, kho nhiên liệu vẫn kiểm, ghi sổ và chi tiếp.</w:t>
+      </w:r>
+    </w:p>
+    <w:p>
+      <w:pPr>
+        <w:jc w:val="both"/>
+      </w:pPr>
+      <w:r>
+        <w:rPr>
+          <w:b/>
+        </w:rPr>
+        <w:t>Chỉ phiếu đã khoá mới xuất được hoá đơn</w:t>
+      </w:r>
+      <w:r>
+        <w:t xml:space="preserve">, và </w:t>
+      </w:r>
+      <w:r>
+        <w:rPr>
+          <w:b/>
+        </w:rPr>
+        <w:t>chỉ phiếu đã khoá mới trả được chủ xe liên kết</w:t>
+      </w:r>
+      <w:r>
+        <w:t>.</w:t>
+      </w:r>
+    </w:p>
+    <w:p>
+      <w:pPr>
+        <w:jc w:val="both"/>
+      </w:pPr>
+      <w:r>
+        <w:t>Kế toán mở khoá lại được, trừ khi đã xuất hoá đơn.</w:t>
+      </w:r>
+    </w:p>
+    <w:p>
+      <w:pPr>
+        <w:pStyle w:val="Heading1"/>
+      </w:pPr>
+      <w:r>
+        <w:rPr>
+          <w:color w:val="145C4A"/>
+        </w:rPr>
+        <w:t>2c. Tệp đính kèm (phiếu quặng của khách)</w:t>
+      </w:r>
+    </w:p>
+    <w:p>
+      <w:pPr>
+        <w:jc w:val="both"/>
+      </w:pPr>
+      <w:r>
+        <w:t xml:space="preserve">Bãi chụp phiếu quặng lúc bốc hàng và đưa lên ngay trên phiếu xuất xe, ô </w:t>
+      </w:r>
+      <w:r>
+        <w:rPr>
+          <w:b/>
+        </w:rPr>
+        <w:t>Phiếu quặng đính kèm</w:t>
+      </w:r>
+    </w:p>
+    <w:p>
+      <w:pPr>
+        <w:jc w:val="both"/>
+      </w:pPr>
+      <w:r>
+        <w:t>(ngay dưới số phiếu quặng). Nhận ảnh JPG, PNG, WEBP, HEIC hoặc PDF, tối đa 8 MB một tệp.</w:t>
+      </w:r>
+    </w:p>
+    <w:p>
+      <w:pPr>
+        <w:jc w:val="both"/>
+      </w:pPr>
+      <w:r>
+        <w:t>Chỉ Bãi và kế toán được đưa lên; tài xế không. Người đưa lên hoặc kế toán xoá được, và phiếu đã khoá</w:t>
+      </w:r>
+    </w:p>
+    <w:p>
+      <w:pPr>
+        <w:jc w:val="both"/>
+      </w:pPr>
+      <w:r>
+        <w:t>thì không đổi tệp nữa.</w:t>
+      </w:r>
+    </w:p>
+    <w:tbl>
+      <w:tblPr>
+        <w:tblStyle w:val="LightGrid-Accent1"/>
+        <w:tblW w:type="auto" w:w="0"/>
+        <w:tblLook w:firstColumn="1" w:firstRow="1" w:lastColumn="0" w:lastRow="0" w:noHBand="0" w:noVBand="1" w:val="04A0"/>
+      </w:tblPr>
+      <w:tblGrid>
+        <w:gridCol w:w="4320"/>
+        <w:gridCol w:w="4320"/>
+      </w:tblGrid>
+      <w:tr>
+        <w:tc>
+          <w:tcPr>
+            <w:tcW w:type="dxa" w:w="4320"/>
+          </w:tcPr>
+          <w:p>
+            <w:r>
               <w:rPr>
                 <w:b/>
               </w:rPr>
-              <w:t>Chưa móc</w:t>
             </w:r>
             <w:r>
-              <w:t>: đang là bảng tính, chưa có nút chi</w:t>
+              <w:rPr>
+                <w:b/>
+              </w:rPr>
+              <w:t>Việc</w:t>
+            </w:r>
+          </w:p>
+        </w:tc>
+        <w:tc>
+          <w:tcPr>
+            <w:tcW w:type="dxa" w:w="4320"/>
+          </w:tcPr>
+          <w:p>
+            <w:r>
+              <w:rPr>
+                <w:b/>
+              </w:rPr>
+            </w:r>
+            <w:r>
+              <w:rPr>
+                <w:b/>
+              </w:rPr>
+              <w:t>Gọi</w:t>
+            </w:r>
+          </w:p>
+        </w:tc>
+      </w:tr>
+      <w:tr>
+        <w:tc>
+          <w:tcPr>
+            <w:tcW w:type="dxa" w:w="4320"/>
+          </w:tcPr>
+          <w:p>
+            <w:r/>
+            <w:r>
+              <w:t>Danh sách tệp của phiếu</w:t>
+            </w:r>
+          </w:p>
+        </w:tc>
+        <w:tc>
+          <w:tcPr>
+            <w:tcW w:type="dxa" w:w="4320"/>
+          </w:tcPr>
+          <w:p>
+            <w:r/>
+            <w:r>
+              <w:rPr>
+                <w:rFonts w:ascii="Consolas" w:hAnsi="Consolas"/>
+                <w:sz w:val="19"/>
+              </w:rPr>
+              <w:t>GET /api/trips/{id}/tep</w:t>
+            </w:r>
+          </w:p>
+        </w:tc>
+      </w:tr>
+      <w:tr>
+        <w:tc>
+          <w:tcPr>
+            <w:tcW w:type="dxa" w:w="4320"/>
+          </w:tcPr>
+          <w:p>
+            <w:r/>
+            <w:r>
+              <w:t>Đưa tệp lên</w:t>
+            </w:r>
+          </w:p>
+        </w:tc>
+        <w:tc>
+          <w:tcPr>
+            <w:tcW w:type="dxa" w:w="4320"/>
+          </w:tcPr>
+          <w:p>
+            <w:r/>
+            <w:r>
+              <w:rPr>
+                <w:rFonts w:ascii="Consolas" w:hAnsi="Consolas"/>
+                <w:sz w:val="19"/>
+              </w:rPr>
+              <w:t>POST /api/trips/{id}/tep</w:t>
+            </w:r>
+            <w:r>
+              <w:t xml:space="preserve"> (multipart: </w:t>
+            </w:r>
+            <w:r>
+              <w:rPr>
+                <w:rFonts w:ascii="Consolas" w:hAnsi="Consolas"/>
+                <w:sz w:val="19"/>
+              </w:rPr>
+              <w:t>tep</w:t>
+            </w:r>
+            <w:r>
+              <w:t xml:space="preserve">, </w:t>
+            </w:r>
+            <w:r>
+              <w:rPr>
+                <w:rFonts w:ascii="Consolas" w:hAnsi="Consolas"/>
+                <w:sz w:val="19"/>
+              </w:rPr>
+              <w:t>kind</w:t>
+            </w:r>
+            <w:r>
+              <w:t xml:space="preserve">, </w:t>
+            </w:r>
+            <w:r>
+              <w:rPr>
+                <w:rFonts w:ascii="Consolas" w:hAnsi="Consolas"/>
+                <w:sz w:val="19"/>
+              </w:rPr>
+              <w:t>note</w:t>
+            </w:r>
+            <w:r>
+              <w:t>)</w:t>
+            </w:r>
+          </w:p>
+        </w:tc>
+      </w:tr>
+      <w:tr>
+        <w:tc>
+          <w:tcPr>
+            <w:tcW w:type="dxa" w:w="4320"/>
+          </w:tcPr>
+          <w:p>
+            <w:r/>
+            <w:r>
+              <w:t>Mở tệp</w:t>
+            </w:r>
+          </w:p>
+        </w:tc>
+        <w:tc>
+          <w:tcPr>
+            <w:tcW w:type="dxa" w:w="4320"/>
+          </w:tcPr>
+          <w:p>
+            <w:r/>
+            <w:r>
+              <w:rPr>
+                <w:rFonts w:ascii="Consolas" w:hAnsi="Consolas"/>
+                <w:sz w:val="19"/>
+              </w:rPr>
+              <w:t>GET /api/tep/{id}</w:t>
+            </w:r>
+            <w:r>
+              <w:t xml:space="preserve"> — thẻ </w:t>
+            </w:r>
+            <w:r>
+              <w:rPr>
+                <w:rFonts w:ascii="Consolas" w:hAnsi="Consolas"/>
+                <w:sz w:val="19"/>
+              </w:rPr>
+              <w:t>&lt;img&gt;</w:t>
+            </w:r>
+            <w:r>
+              <w:t xml:space="preserve"> không gửi được header nên nhận phiên qua </w:t>
+            </w:r>
+            <w:r>
+              <w:rPr>
+                <w:rFonts w:ascii="Consolas" w:hAnsi="Consolas"/>
+                <w:sz w:val="19"/>
+              </w:rPr>
+              <w:t>?tk=…</w:t>
+            </w:r>
+            <w:r>
+              <w:t>; không có phiên là 401</w:t>
+            </w:r>
+          </w:p>
+        </w:tc>
+      </w:tr>
+      <w:tr>
+        <w:tc>
+          <w:tcPr>
+            <w:tcW w:type="dxa" w:w="4320"/>
+          </w:tcPr>
+          <w:p>
+            <w:r/>
+            <w:r>
+              <w:t>Xoá tệp</w:t>
+            </w:r>
+          </w:p>
+        </w:tc>
+        <w:tc>
+          <w:tcPr>
+            <w:tcW w:type="dxa" w:w="4320"/>
+          </w:tcPr>
+          <w:p>
+            <w:r/>
+            <w:r>
+              <w:rPr>
+                <w:rFonts w:ascii="Consolas" w:hAnsi="Consolas"/>
+                <w:sz w:val="19"/>
+              </w:rPr>
+              <w:t>DELETE /api/tep/{id}</w:t>
             </w:r>
           </w:p>
         </w:tc>
@@ -2102,7 +2806,41 @@
         <w:jc w:val="both"/>
       </w:pPr>
       <w:r>
-        <w:t>Bước 14 "kiểm lại toàn phiếu rồi khoá" vẫn là đề nghị, chưa làm.</w:t>
+        <w:t xml:space="preserve">Tệp nằm trên đĩa máy chủ, thư mục </w:t>
+      </w:r>
+      <w:r>
+        <w:rPr>
+          <w:rFonts w:ascii="Consolas" w:hAnsi="Consolas"/>
+          <w:sz w:val="19"/>
+        </w:rPr>
+        <w:t>backend/tep/&lt;id phiếu&gt;/</w:t>
+      </w:r>
+      <w:r>
+        <w:t xml:space="preserve"> (đổi được bằng biến môi trường</w:t>
+      </w:r>
+    </w:p>
+    <w:p>
+      <w:pPr>
+        <w:jc w:val="both"/>
+      </w:pPr>
+      <w:r>
+        <w:rPr>
+          <w:rFonts w:ascii="Consolas" w:hAnsi="Consolas"/>
+          <w:sz w:val="19"/>
+        </w:rPr>
+        <w:t>EPL_LAO_TEP</w:t>
+      </w:r>
+      <w:r>
+        <w:t xml:space="preserve">). Thư mục này </w:t>
+      </w:r>
+      <w:r>
+        <w:rPr>
+          <w:b/>
+        </w:rPr>
+        <w:t>không đẩy lên git</w:t>
+      </w:r>
+      <w:r>
+        <w:t>.</w:t>
       </w:r>
     </w:p>
     <w:p>
@@ -3072,6 +3810,51 @@
           </w:p>
         </w:tc>
       </w:tr>
+      <w:tr>
+        <w:tc>
+          <w:tcPr>
+            <w:tcW w:type="dxa" w:w="2880"/>
+          </w:tcPr>
+          <w:p>
+            <w:r/>
+            <w:r>
+              <w:t xml:space="preserve">giá vốn hàng bán (tờ </w:t>
+            </w:r>
+            <w:r>
+              <w:rPr>
+                <w:rFonts w:ascii="Consolas" w:hAnsi="Consolas"/>
+                <w:sz w:val="19"/>
+              </w:rPr>
+              <w:t>PXK_BAN</w:t>
+            </w:r>
+            <w:r>
+              <w:t>)</w:t>
+            </w:r>
+          </w:p>
+        </w:tc>
+        <w:tc>
+          <w:tcPr>
+            <w:tcW w:type="dxa" w:w="2880"/>
+          </w:tcPr>
+          <w:p>
+            <w:r/>
+            <w:r>
+              <w:t>để trống mã</w:t>
+            </w:r>
+          </w:p>
+        </w:tc>
+        <w:tc>
+          <w:tcPr>
+            <w:tcW w:type="dxa" w:w="2880"/>
+          </w:tcPr>
+          <w:p>
+            <w:r/>
+            <w:r>
+              <w:t>Bên kế toán cấp mã</w:t>
+            </w:r>
+          </w:p>
+        </w:tc>
+      </w:tr>
     </w:tbl>
     <w:p/>
     <w:p>
@@ -3110,7 +3893,320 @@
         <w:rPr>
           <w:color w:val="145C4A"/>
         </w:rPr>
-        <w:t>5. Ngoài phạm vi lần này</w:t>
+        <w:t>5. Bán phụ tùng và xăng dầu (bước 20)</w:t>
+      </w:r>
+    </w:p>
+    <w:p>
+      <w:pPr>
+        <w:jc w:val="both"/>
+      </w:pPr>
+      <w:r>
+        <w:t xml:space="preserve">Đây là việc </w:t>
+      </w:r>
+      <w:r>
+        <w:rPr>
+          <w:b/>
+        </w:rPr>
+        <w:t>ngoài chuyến</w:t>
+      </w:r>
+      <w:r>
+        <w:t>: EPL bán hàng cho người ngoài, không phải chi cho một phiếu xuất xe.</w:t>
+      </w:r>
+    </w:p>
+    <w:p>
+      <w:pPr>
+        <w:jc w:val="both"/>
+      </w:pPr>
+      <w:r>
+        <w:t xml:space="preserve">Màn </w:t>
+      </w:r>
+      <w:r>
+        <w:rPr>
+          <w:b/>
+        </w:rPr>
+        <w:t>Bán hàng</w:t>
+      </w:r>
+      <w:r>
+        <w:t xml:space="preserve"> (nhóm Mô-đun kho). Kế toán, kế toán doanh thu hoặc kho nhiên liệu lập phiếu:</w:t>
+      </w:r>
+    </w:p>
+    <w:p>
+      <w:pPr>
+        <w:jc w:val="both"/>
+      </w:pPr>
+      <w:r>
+        <w:t xml:space="preserve">chọn khách (hoặc gõ tên người mua), tiền tệ, rồi thêm dòng — </w:t>
+      </w:r>
+      <w:r>
+        <w:rPr>
+          <w:b/>
+        </w:rPr>
+        <w:t>phụ tùng</w:t>
+      </w:r>
+      <w:r>
+        <w:t xml:space="preserve"> (trừ tồn ngay) hoặc</w:t>
+      </w:r>
+    </w:p>
+    <w:p>
+      <w:pPr>
+        <w:jc w:val="both"/>
+      </w:pPr>
+      <w:r>
+        <w:rPr>
+          <w:b/>
+        </w:rPr>
+        <w:t>dầu kho</w:t>
+      </w:r>
+      <w:r>
+        <w:t xml:space="preserve"> (ghi một dòng xuất trong sổ kho nhiên liệu). Lưu phiếu là xuất kho và hoá đơn bán ra cùng lúc.</w:t>
+      </w:r>
+    </w:p>
+    <w:p>
+      <w:pPr>
+        <w:jc w:val="both"/>
+      </w:pPr>
+      <w:r>
+        <w:t xml:space="preserve">Kế toán doanh thu hoặc quỹ bấm </w:t>
+      </w:r>
+      <w:r>
+        <w:rPr>
+          <w:b/>
+        </w:rPr>
+        <w:t>Đã thu</w:t>
+      </w:r>
+      <w:r>
+        <w:t xml:space="preserve"> thì sinh phiếu thu. Chưa thu thì còn bỏ phiếu được:</w:t>
+      </w:r>
+    </w:p>
+    <w:p>
+      <w:pPr>
+        <w:jc w:val="both"/>
+      </w:pPr>
+      <w:r>
+        <w:t>hàng về kho, tờ chứng từ chưa đối chiếu rút theo.</w:t>
+      </w:r>
+    </w:p>
+    <w:tbl>
+      <w:tblPr>
+        <w:tblStyle w:val="LightGrid-Accent1"/>
+        <w:tblW w:type="auto" w:w="0"/>
+        <w:tblLook w:firstColumn="1" w:firstRow="1" w:lastColumn="0" w:lastRow="0" w:noHBand="0" w:noVBand="1" w:val="04A0"/>
+      </w:tblPr>
+      <w:tblGrid>
+        <w:gridCol w:w="4320"/>
+        <w:gridCol w:w="4320"/>
+      </w:tblGrid>
+      <w:tr>
+        <w:tc>
+          <w:tcPr>
+            <w:tcW w:type="dxa" w:w="4320"/>
+          </w:tcPr>
+          <w:p>
+            <w:r>
+              <w:rPr>
+                <w:b/>
+              </w:rPr>
+            </w:r>
+            <w:r>
+              <w:rPr>
+                <w:b/>
+              </w:rPr>
+              <w:t>Việc</w:t>
+            </w:r>
+          </w:p>
+        </w:tc>
+        <w:tc>
+          <w:tcPr>
+            <w:tcW w:type="dxa" w:w="4320"/>
+          </w:tcPr>
+          <w:p>
+            <w:r>
+              <w:rPr>
+                <w:b/>
+              </w:rPr>
+            </w:r>
+            <w:r>
+              <w:rPr>
+                <w:b/>
+              </w:rPr>
+              <w:t>Gọi</w:t>
+            </w:r>
+          </w:p>
+        </w:tc>
+      </w:tr>
+      <w:tr>
+        <w:tc>
+          <w:tcPr>
+            <w:tcW w:type="dxa" w:w="4320"/>
+          </w:tcPr>
+          <w:p>
+            <w:r/>
+            <w:r>
+              <w:t>Danh sách phiếu bán</w:t>
+            </w:r>
+          </w:p>
+        </w:tc>
+        <w:tc>
+          <w:tcPr>
+            <w:tcW w:type="dxa" w:w="4320"/>
+          </w:tcPr>
+          <w:p>
+            <w:r/>
+            <w:r>
+              <w:rPr>
+                <w:rFonts w:ascii="Consolas" w:hAnsi="Consolas"/>
+                <w:sz w:val="19"/>
+              </w:rPr>
+              <w:t>GET /api/ban-hang?thang=YYYY-MM</w:t>
+            </w:r>
+          </w:p>
+        </w:tc>
+      </w:tr>
+      <w:tr>
+        <w:tc>
+          <w:tcPr>
+            <w:tcW w:type="dxa" w:w="4320"/>
+          </w:tcPr>
+          <w:p>
+            <w:r/>
+            <w:r>
+              <w:t>Lập phiếu</w:t>
+            </w:r>
+          </w:p>
+        </w:tc>
+        <w:tc>
+          <w:tcPr>
+            <w:tcW w:type="dxa" w:w="4320"/>
+          </w:tcPr>
+          <w:p>
+            <w:r/>
+            <w:r>
+              <w:rPr>
+                <w:rFonts w:ascii="Consolas" w:hAnsi="Consolas"/>
+                <w:sz w:val="19"/>
+              </w:rPr>
+              <w:t>POST /api/ban-hang</w:t>
+            </w:r>
+          </w:p>
+        </w:tc>
+      </w:tr>
+      <w:tr>
+        <w:tc>
+          <w:tcPr>
+            <w:tcW w:type="dxa" w:w="4320"/>
+          </w:tcPr>
+          <w:p>
+            <w:r/>
+            <w:r>
+              <w:t>Ghi đã thu</w:t>
+            </w:r>
+          </w:p>
+        </w:tc>
+        <w:tc>
+          <w:tcPr>
+            <w:tcW w:type="dxa" w:w="4320"/>
+          </w:tcPr>
+          <w:p>
+            <w:r/>
+            <w:r>
+              <w:rPr>
+                <w:rFonts w:ascii="Consolas" w:hAnsi="Consolas"/>
+                <w:sz w:val="19"/>
+              </w:rPr>
+              <w:t>POST /api/ban-hang/{id}/thu</w:t>
+            </w:r>
+          </w:p>
+        </w:tc>
+      </w:tr>
+      <w:tr>
+        <w:tc>
+          <w:tcPr>
+            <w:tcW w:type="dxa" w:w="4320"/>
+          </w:tcPr>
+          <w:p>
+            <w:r/>
+            <w:r>
+              <w:t>Bỏ phiếu chưa thu</w:t>
+            </w:r>
+          </w:p>
+        </w:tc>
+        <w:tc>
+          <w:tcPr>
+            <w:tcW w:type="dxa" w:w="4320"/>
+          </w:tcPr>
+          <w:p>
+            <w:r/>
+            <w:r>
+              <w:rPr>
+                <w:rFonts w:ascii="Consolas" w:hAnsi="Consolas"/>
+                <w:sz w:val="19"/>
+              </w:rPr>
+              <w:t>DELETE /api/ban-hang/{id}</w:t>
+            </w:r>
+          </w:p>
+        </w:tc>
+      </w:tr>
+    </w:tbl>
+    <w:p/>
+    <w:p>
+      <w:pPr>
+        <w:jc w:val="both"/>
+      </w:pPr>
+      <w:r>
+        <w:t xml:space="preserve">Giá vốn: phụ tùng lấy đơn giá trong danh mục kho; dầu lấy đơn giá </w:t>
+      </w:r>
+      <w:r>
+        <w:rPr>
+          <w:b/>
+        </w:rPr>
+        <w:t>lần nhập gần nhất</w:t>
+      </w:r>
+    </w:p>
+    <w:p>
+      <w:pPr>
+        <w:jc w:val="both"/>
+      </w:pPr>
+      <w:r>
+        <w:t xml:space="preserve">(họ không tính bình quân gia quyền). Giá vốn nằm ở tờ </w:t>
+      </w:r>
+      <w:r>
+        <w:rPr>
+          <w:rFonts w:ascii="Consolas" w:hAnsi="Consolas"/>
+          <w:sz w:val="19"/>
+        </w:rPr>
+        <w:t>PXK_BAN</w:t>
+      </w:r>
+      <w:r>
+        <w:t xml:space="preserve">, giá bán ở tờ </w:t>
+      </w:r>
+      <w:r>
+        <w:rPr>
+          <w:rFonts w:ascii="Consolas" w:hAnsi="Consolas"/>
+          <w:sz w:val="19"/>
+        </w:rPr>
+        <w:t>HD_BAN</w:t>
+      </w:r>
+      <w:r>
+        <w:t>,</w:t>
+      </w:r>
+    </w:p>
+    <w:p>
+      <w:pPr>
+        <w:jc w:val="both"/>
+      </w:pPr>
+      <w:r>
+        <w:t>nên bên kế toán tự tính được lãi gộp mà không cần bên mình cộng sổ.</w:t>
+      </w:r>
+    </w:p>
+    <w:p>
+      <w:pPr>
+        <w:pStyle w:val="Heading1"/>
+      </w:pPr>
+      <w:r>
+        <w:rPr>
+          <w:color w:val="145C4A"/>
+        </w:rPr>
+        <w:t>6. Còn để lại</w:t>
       </w:r>
     </w:p>
     <w:p>
@@ -3118,27 +4214,7 @@
         <w:pStyle w:val="ListBullet"/>
       </w:pPr>
       <w:r>
-        <w:t>Bán phụ tùng, bán dầu cho bên ngoài (</w:t>
-      </w:r>
-      <w:r>
-        <w:rPr>
-          <w:rFonts w:ascii="Consolas" w:hAnsi="Consolas"/>
-          <w:sz w:val="19"/>
-        </w:rPr>
-        <w:t>PXK</w:t>
-      </w:r>
-      <w:r>
-        <w:t xml:space="preserve"> kèm </w:t>
-      </w:r>
-      <w:r>
-        <w:rPr>
-          <w:rFonts w:ascii="Consolas" w:hAnsi="Consolas"/>
-          <w:sz w:val="19"/>
-        </w:rPr>
-        <w:t>HD</w:t>
-      </w:r>
-      <w:r>
-        <w:t xml:space="preserve"> bán hàng, phiếu thu bán hàng): tính sau, đúng như anh dặn.</w:t>
+        <w:t>Bảng giá bán riêng cho phụ tùng (hiện gõ tay đơn giá từng lần, mặc định lấy giá kho).</w:t>
       </w:r>
     </w:p>
     <w:p>
@@ -3146,7 +4222,7 @@
         <w:pStyle w:val="ListBullet"/>
       </w:pPr>
       <w:r>
-        <w:t>Đính kèm tệp phiếu quặng của khách vào phiếu.</w:t>
+        <w:t>Bán chịu theo công nợ khách (hiện một phiếu chỉ có hai trạng thái: đã lập, đã thu).</w:t>
       </w:r>
     </w:p>
     <w:p>
@@ -3154,25 +4230,7 @@
         <w:pStyle w:val="ListBullet"/>
       </w:pPr>
       <w:r>
-        <w:t>Nút "Khoá phiếu" sau khi xe về (bước 14).</w:t>
-      </w:r>
-    </w:p>
-    <w:p>
-      <w:pPr>
-        <w:pStyle w:val="ListBullet"/>
-      </w:pPr>
-      <w:r>
-        <w:t>Phiếu chi trả chủ xe liên kết (</w:t>
-      </w:r>
-      <w:r>
-        <w:rPr>
-          <w:rFonts w:ascii="Consolas" w:hAnsi="Consolas"/>
-          <w:sz w:val="19"/>
-        </w:rPr>
-        <w:t>PC_CX</w:t>
-      </w:r>
-      <w:r>
-        <w:t>) thành nút chi thật.</w:t>
+        <w:t>Mã tiền mặt, mã giá vốn hàng bán chờ bên anh Khang cấp (mục 4).</w:t>
       </w:r>
     </w:p>
     <w:sectPr>

--- a/DOCS/CHUNG_TU_VA_DIEM_NOI.docx
+++ b/DOCS/CHUNG_TU_VA_DIEM_NOI.docx
@@ -131,7 +131,7 @@
               <w:rPr>
                 <w:b/>
               </w:rPr>
-              <w:t>Bãi Thà Bốc nhập</w:t>
+              <w:t>Admin Thà Bốc nhập</w:t>
             </w:r>
           </w:p>
         </w:tc>

--- a/DOCS/CHUNG_TU_VA_DIEM_NOI.docx
+++ b/DOCS/CHUNG_TU_VA_DIEM_NOI.docx
@@ -2869,7 +2869,17 @@
         <w:t>acct</w:t>
       </w:r>
       <w:r>
-        <w:t xml:space="preserve">, </w:t>
+        <w:t xml:space="preserve"> KT Thu/Chi VC, </w:t>
+      </w:r>
+      <w:r>
+        <w:rPr>
+          <w:rFonts w:ascii="Consolas" w:hAnsi="Consolas"/>
+          <w:sz w:val="19"/>
+        </w:rPr>
+        <w:t>expacct</w:t>
+      </w:r>
+      <w:r>
+        <w:t xml:space="preserve"> KT Chi phí VC, </w:t>
       </w:r>
       <w:r>
         <w:rPr>
